--- a/artifacts/company-letterhead/Northwest-Fire-and-Safety-Letterhead.docx
+++ b/artifacts/company-letterhead/Northwest-Fire-and-Safety-Letterhead.docx
@@ -231,7 +231,7 @@
         <w:color w:val="58677C"/>
         <w:sz w:val="17"/>
       </w:rPr>
-      <w:t>Northwest Fire &amp; Safety  |  Fire protection. Life safety. Local service.</w:t>
+      <w:t>Northwest Fire &amp; Safety  |  Local service.</w:t>
     </w:r>
   </w:p>
 </w:ftr>
@@ -343,7 +343,6 @@
               <w:color w:val="2E68B1"/>
               <w:sz w:val="17"/>
             </w:rPr>
-            <w:t>FIRE PROTECTION &amp; LIFE SAFETY</w:t>
           </w:r>
         </w:p>
         <w:p>
